--- a/Program System Development/Cloud_Containers_Simple.docx
+++ b/Program System Development/Cloud_Containers_Simple.docx
@@ -27,8 +27,16 @@
         <w:rPr>
           <w:color w:val="2E75B6"/>
         </w:rPr>
-        <w:t>IaaS/PaaS/SaaS • Container vs VM • 12-Factor App • Scaling • GitOps</w:t>
+        <w:t xml:space="preserve">IaaS/PaaS/SaaS • Container vs VM • 12-Factor App • Scaling • </w:t>
       </w:r>
+      <w:proofErr w:type="spellStart"/>
+      <w:r>
+        <w:rPr>
+          <w:color w:val="2E75B6"/>
+        </w:rPr>
+        <w:t>GitOps</w:t>
+      </w:r>
+      <w:proofErr w:type="spellEnd"/>
     </w:p>
     <w:p>
       <w:pPr>
@@ -396,7 +404,14 @@
                 <w:sz w:val="19"/>
                 <w:szCs w:val="19"/>
               </w:rPr>
-              <w:t>Servers, storage, network, virtualisation</w:t>
+              <w:t xml:space="preserve">Servers, storage, network, </w:t>
+            </w:r>
+            <w:r>
+              <w:rPr>
+                <w:sz w:val="19"/>
+                <w:szCs w:val="19"/>
+              </w:rPr>
+              <w:t>virtualization</w:t>
             </w:r>
           </w:p>
         </w:tc>
@@ -1588,8 +1603,33 @@
                 <w:sz w:val="19"/>
                 <w:szCs w:val="19"/>
               </w:rPr>
-              <w:t>Docker, containerd, Podman</w:t>
-            </w:r>
+              <w:t xml:space="preserve">Docker, </w:t>
+            </w:r>
+            <w:proofErr w:type="spellStart"/>
+            <w:r>
+              <w:rPr>
+                <w:sz w:val="19"/>
+                <w:szCs w:val="19"/>
+              </w:rPr>
+              <w:t>containerd</w:t>
+            </w:r>
+            <w:proofErr w:type="spellEnd"/>
+            <w:r>
+              <w:rPr>
+                <w:sz w:val="19"/>
+                <w:szCs w:val="19"/>
+              </w:rPr>
+              <w:t xml:space="preserve">, </w:t>
+            </w:r>
+            <w:proofErr w:type="spellStart"/>
+            <w:r>
+              <w:rPr>
+                <w:sz w:val="19"/>
+                <w:szCs w:val="19"/>
+              </w:rPr>
+              <w:t>Podman</w:t>
+            </w:r>
+            <w:proofErr w:type="spellEnd"/>
           </w:p>
         </w:tc>
       </w:tr>
@@ -2067,7 +2107,23 @@
                 <w:sz w:val="19"/>
                 <w:szCs w:val="19"/>
               </w:rPr>
-              <w:t>One Git repo. Many environments (dev, staging, prod) from the same code.</w:t>
+              <w:t xml:space="preserve">One </w:t>
+            </w:r>
+            <w:proofErr w:type="spellStart"/>
+            <w:r>
+              <w:rPr>
+                <w:sz w:val="19"/>
+                <w:szCs w:val="19"/>
+              </w:rPr>
+              <w:t>Git</w:t>
+            </w:r>
+            <w:proofErr w:type="spellEnd"/>
+            <w:r>
+              <w:rPr>
+                <w:sz w:val="19"/>
+                <w:szCs w:val="19"/>
+              </w:rPr>
+              <w:t xml:space="preserve"> repo. Many environments (dev, staging, prod) from the same code.</w:t>
             </w:r>
           </w:p>
         </w:tc>
@@ -2177,7 +2233,23 @@
                 <w:sz w:val="19"/>
                 <w:szCs w:val="19"/>
               </w:rPr>
-              <w:t>List all dependencies explicitly (package.json, requirements.txt). Never rely on system packages.</w:t>
+              <w:t>List all dependencies explicitly (</w:t>
+            </w:r>
+            <w:proofErr w:type="spellStart"/>
+            <w:r>
+              <w:rPr>
+                <w:sz w:val="19"/>
+                <w:szCs w:val="19"/>
+              </w:rPr>
+              <w:t>package.json</w:t>
+            </w:r>
+            <w:proofErr w:type="spellEnd"/>
+            <w:r>
+              <w:rPr>
+                <w:sz w:val="19"/>
+                <w:szCs w:val="19"/>
+              </w:rPr>
+              <w:t>, requirements.txt). Never rely on system packages.</w:t>
             </w:r>
           </w:p>
         </w:tc>
@@ -3195,7 +3267,23 @@
                 <w:sz w:val="19"/>
                 <w:szCs w:val="19"/>
               </w:rPr>
-              <w:t>Write logs to stdout as event streams. Let the environment collect and store them.</w:t>
+              <w:t xml:space="preserve">Write logs to </w:t>
+            </w:r>
+            <w:proofErr w:type="spellStart"/>
+            <w:r>
+              <w:rPr>
+                <w:sz w:val="19"/>
+                <w:szCs w:val="19"/>
+              </w:rPr>
+              <w:t>stdout</w:t>
+            </w:r>
+            <w:proofErr w:type="spellEnd"/>
+            <w:r>
+              <w:rPr>
+                <w:sz w:val="19"/>
+                <w:szCs w:val="19"/>
+              </w:rPr>
+              <w:t xml:space="preserve"> as event streams. Let the environment collect and store them.</w:t>
             </w:r>
           </w:p>
         </w:tc>
@@ -4115,8 +4203,20 @@
           <w:sz w:val="30"/>
           <w:szCs w:val="30"/>
         </w:rPr>
-        <w:t>5. GitOps</w:t>
+        <w:t xml:space="preserve">5. </w:t>
       </w:r>
+      <w:proofErr w:type="spellStart"/>
+      <w:r>
+        <w:rPr>
+          <w:b/>
+          <w:bCs/>
+          <w:color w:val="1F4E79"/>
+          <w:sz w:val="30"/>
+          <w:szCs w:val="30"/>
+        </w:rPr>
+        <w:t>GitOps</w:t>
+      </w:r>
+      <w:proofErr w:type="spellEnd"/>
     </w:p>
     <w:p>
       <w:pPr>
@@ -4127,8 +4227,13 @@
       <w:pPr>
         <w:spacing w:before="46" w:after="46"/>
       </w:pPr>
+      <w:proofErr w:type="spellStart"/>
       <w:r>
-        <w:t>GitOps is a way of managing infrastructure and deployments using Git as the single source of truth.</w:t>
+        <w:t>GitOps</w:t>
+      </w:r>
+      <w:proofErr w:type="spellEnd"/>
+      <w:r>
+        <w:t xml:space="preserve"> is a way of managing infrastructure and deployments using Git as the single source of truth.</w:t>
       </w:r>
     </w:p>
     <w:p>
@@ -4190,13 +4295,41 @@
             <w:pPr>
               <w:spacing w:before="24" w:after="24"/>
             </w:pPr>
+            <w:proofErr w:type="spellStart"/>
             <w:r>
               <w:rPr>
                 <w:color w:val="1A5276"/>
                 <w:sz w:val="20"/>
                 <w:szCs w:val="20"/>
               </w:rPr>
-              <w:t>GitOps way: developer writes the desired state in a Git repo. A tool makes the system match it automatically.</w:t>
+              <w:t>GitOps</w:t>
+            </w:r>
+            <w:proofErr w:type="spellEnd"/>
+            <w:r>
+              <w:rPr>
+                <w:color w:val="1A5276"/>
+                <w:sz w:val="20"/>
+                <w:szCs w:val="20"/>
+              </w:rPr>
+              <w:t xml:space="preserve"> way: developer writes the desired state in a </w:t>
+            </w:r>
+            <w:proofErr w:type="spellStart"/>
+            <w:r>
+              <w:rPr>
+                <w:color w:val="1A5276"/>
+                <w:sz w:val="20"/>
+                <w:szCs w:val="20"/>
+              </w:rPr>
+              <w:t>Git</w:t>
+            </w:r>
+            <w:proofErr w:type="spellEnd"/>
+            <w:r>
+              <w:rPr>
+                <w:color w:val="1A5276"/>
+                <w:sz w:val="20"/>
+                <w:szCs w:val="20"/>
+              </w:rPr>
+              <w:t xml:space="preserve"> repo. A tool makes the system match it automatically.</w:t>
             </w:r>
           </w:p>
           <w:p>
@@ -4259,8 +4392,21 @@
         </w:numPr>
         <w:spacing w:before="32" w:after="32"/>
       </w:pPr>
+      <w:proofErr w:type="spellStart"/>
       <w:r>
-        <w:t>GitOps tool (ArgoCD or Flux) detects the change.</w:t>
+        <w:t>GitOps</w:t>
+      </w:r>
+      <w:proofErr w:type="spellEnd"/>
+      <w:r>
+        <w:t xml:space="preserve"> tool (</w:t>
+      </w:r>
+      <w:proofErr w:type="spellStart"/>
+      <w:r>
+        <w:t>ArgoCD</w:t>
+      </w:r>
+      <w:proofErr w:type="spellEnd"/>
+      <w:r>
+        <w:t xml:space="preserve"> or Flux) detects the change.</w:t>
       </w:r>
     </w:p>
     <w:p>
@@ -4325,7 +4471,13 @@
         <w:spacing w:before="32" w:after="32"/>
       </w:pPr>
       <w:r>
-        <w:t>Easy rollback: just revert the commit. The tool applies the old state automatically.</w:t>
+        <w:t xml:space="preserve">Easy rollback: just revert the commit. The tool </w:t>
+      </w:r>
+      <w:r>
+        <w:t>applies to</w:t>
+      </w:r>
+      <w:r>
+        <w:t xml:space="preserve"> the old state automatically.</w:t>
       </w:r>
     </w:p>
     <w:p>
@@ -4364,7 +4516,15 @@
         <w:spacing w:before="32" w:after="32"/>
       </w:pPr>
       <w:r>
-        <w:t>Disaster recovery: if the cluster is destroyed, rebuild it from the Git repo.</w:t>
+        <w:t xml:space="preserve">Disaster recovery: if the cluster is destroyed, rebuild it from the </w:t>
+      </w:r>
+      <w:proofErr w:type="spellStart"/>
+      <w:r>
+        <w:t>Git</w:t>
+      </w:r>
+      <w:proofErr w:type="spellEnd"/>
+      <w:r>
+        <w:t xml:space="preserve"> repo.</w:t>
       </w:r>
     </w:p>
     <w:p>
@@ -4413,13 +4573,23 @@
             <w:pPr>
               <w:spacing w:before="24" w:after="24"/>
             </w:pPr>
+            <w:proofErr w:type="spellStart"/>
             <w:r>
               <w:rPr>
                 <w:color w:val="7E5109"/>
                 <w:sz w:val="20"/>
                 <w:szCs w:val="20"/>
               </w:rPr>
-              <w:t>GitOps works best with declarative infrastructure tools like Kubernetes.</w:t>
+              <w:t>GitOps</w:t>
+            </w:r>
+            <w:proofErr w:type="spellEnd"/>
+            <w:r>
+              <w:rPr>
+                <w:color w:val="7E5109"/>
+                <w:sz w:val="20"/>
+                <w:szCs w:val="20"/>
+              </w:rPr>
+              <w:t xml:space="preserve"> works best with declarative infrastructure tools like Kubernetes.</w:t>
             </w:r>
           </w:p>
           <w:p>
@@ -4458,7 +4628,25 @@
                 <w:sz w:val="20"/>
                 <w:szCs w:val="20"/>
               </w:rPr>
-              <w:t>Common tools: ArgoCD, Flux, Jenkins X.</w:t>
+              <w:t xml:space="preserve">Common tools: </w:t>
+            </w:r>
+            <w:proofErr w:type="spellStart"/>
+            <w:r>
+              <w:rPr>
+                <w:color w:val="7E5109"/>
+                <w:sz w:val="20"/>
+                <w:szCs w:val="20"/>
+              </w:rPr>
+              <w:t>ArgoCD</w:t>
+            </w:r>
+            <w:proofErr w:type="spellEnd"/>
+            <w:r>
+              <w:rPr>
+                <w:color w:val="7E5109"/>
+                <w:sz w:val="20"/>
+                <w:szCs w:val="20"/>
+              </w:rPr>
+              <w:t>, Flux, Jenkins X.</w:t>
             </w:r>
           </w:p>
         </w:tc>
@@ -4747,7 +4935,21 @@
                 <w:sz w:val="19"/>
                 <w:szCs w:val="19"/>
               </w:rPr>
-              <w:t>How do you build your app so it scales and deploys reliably?</w:t>
+              <w:t xml:space="preserve">How do you build your </w:t>
+            </w:r>
+            <w:r>
+              <w:rPr>
+                <w:sz w:val="19"/>
+                <w:szCs w:val="19"/>
+              </w:rPr>
+              <w:t>app,</w:t>
+            </w:r>
+            <w:r>
+              <w:rPr>
+                <w:sz w:val="19"/>
+                <w:szCs w:val="19"/>
+              </w:rPr>
+              <w:t xml:space="preserve"> so it scales and deploys reliably?</w:t>
             </w:r>
           </w:p>
         </w:tc>
@@ -4827,6 +5029,7 @@
             </w:tcMar>
           </w:tcPr>
           <w:p>
+            <w:proofErr w:type="spellStart"/>
             <w:r>
               <w:rPr>
                 <w:sz w:val="19"/>
@@ -4834,6 +5037,7 @@
               </w:rPr>
               <w:t>GitOps</w:t>
             </w:r>
+            <w:proofErr w:type="spellEnd"/>
           </w:p>
         </w:tc>
         <w:tc>
@@ -5162,7 +5366,23 @@
                 <w:sz w:val="20"/>
                 <w:szCs w:val="20"/>
               </w:rPr>
-              <w:t>Container: shares the host OS kernel. Light (MBs), fast to start (seconds), weaker isolation.</w:t>
+              <w:t xml:space="preserve">Container: shares the host OS kernel. Light (MBs), </w:t>
+            </w:r>
+            <w:r>
+              <w:rPr>
+                <w:color w:val="1A1A1A"/>
+                <w:sz w:val="20"/>
+                <w:szCs w:val="20"/>
+              </w:rPr>
+              <w:t>fast</w:t>
+            </w:r>
+            <w:r>
+              <w:rPr>
+                <w:color w:val="1A1A1A"/>
+                <w:sz w:val="20"/>
+                <w:szCs w:val="20"/>
+              </w:rPr>
+              <w:t xml:space="preserve"> start (seconds), weaker isolation.</w:t>
             </w:r>
           </w:p>
           <w:p>
@@ -5961,7 +6181,29 @@
                 <w:sz w:val="20"/>
                 <w:szCs w:val="20"/>
               </w:rPr>
-              <w:t>Q: What is GitOps?</w:t>
+              <w:t xml:space="preserve">Q: What is </w:t>
+            </w:r>
+            <w:proofErr w:type="spellStart"/>
+            <w:r>
+              <w:rPr>
+                <w:b/>
+                <w:bCs/>
+                <w:color w:val="FFFFFF"/>
+                <w:sz w:val="20"/>
+                <w:szCs w:val="20"/>
+              </w:rPr>
+              <w:t>GitOps</w:t>
+            </w:r>
+            <w:proofErr w:type="spellEnd"/>
+            <w:r>
+              <w:rPr>
+                <w:b/>
+                <w:bCs/>
+                <w:color w:val="FFFFFF"/>
+                <w:sz w:val="20"/>
+                <w:szCs w:val="20"/>
+              </w:rPr>
+              <w:t>?</w:t>
             </w:r>
           </w:p>
         </w:tc>
@@ -6020,7 +6262,43 @@
                 <w:sz w:val="20"/>
                 <w:szCs w:val="20"/>
               </w:rPr>
-              <w:t>A GitOps tool (ArgoCD, Flux) watches the repo and automatically makes the real system match.</w:t>
+              <w:t xml:space="preserve">A </w:t>
+            </w:r>
+            <w:proofErr w:type="spellStart"/>
+            <w:r>
+              <w:rPr>
+                <w:color w:val="1A1A1A"/>
+                <w:sz w:val="20"/>
+                <w:szCs w:val="20"/>
+              </w:rPr>
+              <w:t>GitOps</w:t>
+            </w:r>
+            <w:proofErr w:type="spellEnd"/>
+            <w:r>
+              <w:rPr>
+                <w:color w:val="1A1A1A"/>
+                <w:sz w:val="20"/>
+                <w:szCs w:val="20"/>
+              </w:rPr>
+              <w:t xml:space="preserve"> tool (</w:t>
+            </w:r>
+            <w:proofErr w:type="spellStart"/>
+            <w:r>
+              <w:rPr>
+                <w:color w:val="1A1A1A"/>
+                <w:sz w:val="20"/>
+                <w:szCs w:val="20"/>
+              </w:rPr>
+              <w:t>ArgoCD</w:t>
+            </w:r>
+            <w:proofErr w:type="spellEnd"/>
+            <w:r>
+              <w:rPr>
+                <w:color w:val="1A1A1A"/>
+                <w:sz w:val="20"/>
+                <w:szCs w:val="20"/>
+              </w:rPr>
+              <w:t>, Flux) watches the repo and automatically makes the real system match.</w:t>
             </w:r>
           </w:p>
           <w:p>
@@ -6091,7 +6369,29 @@
                 <w:sz w:val="20"/>
                 <w:szCs w:val="20"/>
               </w:rPr>
-              <w:t>Q: What are the benefits of GitOps?</w:t>
+              <w:t xml:space="preserve">Q: What are the benefits of </w:t>
+            </w:r>
+            <w:proofErr w:type="spellStart"/>
+            <w:r>
+              <w:rPr>
+                <w:b/>
+                <w:bCs/>
+                <w:color w:val="FFFFFF"/>
+                <w:sz w:val="20"/>
+                <w:szCs w:val="20"/>
+              </w:rPr>
+              <w:t>GitOps</w:t>
+            </w:r>
+            <w:proofErr w:type="spellEnd"/>
+            <w:r>
+              <w:rPr>
+                <w:b/>
+                <w:bCs/>
+                <w:color w:val="FFFFFF"/>
+                <w:sz w:val="20"/>
+                <w:szCs w:val="20"/>
+              </w:rPr>
+              <w:t>?</w:t>
             </w:r>
           </w:p>
         </w:tc>
@@ -6176,7 +6476,25 @@
                 <w:sz w:val="20"/>
                 <w:szCs w:val="20"/>
               </w:rPr>
-              <w:t>Disaster recovery: rebuild the entire system from the Git repo.</w:t>
+              <w:t xml:space="preserve">Disaster recovery: rebuild the entire system from the </w:t>
+            </w:r>
+            <w:proofErr w:type="spellStart"/>
+            <w:r>
+              <w:rPr>
+                <w:color w:val="1A1A1A"/>
+                <w:sz w:val="20"/>
+                <w:szCs w:val="20"/>
+              </w:rPr>
+              <w:t>Git</w:t>
+            </w:r>
+            <w:proofErr w:type="spellEnd"/>
+            <w:r>
+              <w:rPr>
+                <w:color w:val="1A1A1A"/>
+                <w:sz w:val="20"/>
+                <w:szCs w:val="20"/>
+              </w:rPr>
+              <w:t xml:space="preserve"> repo.</w:t>
             </w:r>
           </w:p>
         </w:tc>
@@ -6431,13 +6749,23 @@
             <w:pPr>
               <w:spacing w:before="24" w:after="24"/>
             </w:pPr>
+            <w:proofErr w:type="spellStart"/>
             <w:r>
               <w:rPr>
                 <w:color w:val="1A1A1A"/>
                 <w:sz w:val="20"/>
                 <w:szCs w:val="20"/>
               </w:rPr>
-              <w:t>GitOps manages how those containers are deployed and updated.</w:t>
+              <w:t>GitOps</w:t>
+            </w:r>
+            <w:proofErr w:type="spellEnd"/>
+            <w:r>
+              <w:rPr>
+                <w:color w:val="1A1A1A"/>
+                <w:sz w:val="20"/>
+                <w:szCs w:val="20"/>
+              </w:rPr>
+              <w:t xml:space="preserve"> manages how those containers are deployed and updated.</w:t>
             </w:r>
           </w:p>
           <w:p>
@@ -6450,7 +6778,25 @@
                 <w:sz w:val="20"/>
                 <w:szCs w:val="20"/>
               </w:rPr>
-              <w:t>Together: containers + 12-factor + GitOps = a modern, scalable, automated deployment pipeline.</w:t>
+              <w:t xml:space="preserve">Together: containers + 12-factor + </w:t>
+            </w:r>
+            <w:proofErr w:type="spellStart"/>
+            <w:r>
+              <w:rPr>
+                <w:color w:val="1A1A1A"/>
+                <w:sz w:val="20"/>
+                <w:szCs w:val="20"/>
+              </w:rPr>
+              <w:t>GitOps</w:t>
+            </w:r>
+            <w:proofErr w:type="spellEnd"/>
+            <w:r>
+              <w:rPr>
+                <w:color w:val="1A1A1A"/>
+                <w:sz w:val="20"/>
+                <w:szCs w:val="20"/>
+              </w:rPr>
+              <w:t xml:space="preserve"> = a modern, scalable, automated deployment pipeline.</w:t>
             </w:r>
           </w:p>
         </w:tc>
